--- a/artigo/reforms.docx
+++ b/artigo/reforms.docx
@@ -897,7 +897,22 @@
               <w:t xml:space="preserve"> </w:t>
             </w:r>
             <w:r>
-              <w:t xml:space="preserve">para as figuras desta versão (verifica o hash do tratamento)</w:t>
+              <w:t xml:space="preserve">(figuras 1–4) e</w:t>
+            </w:r>
+            <w:r>
+              <w:t xml:space="preserve"> </w:t>
+            </w:r>
+            <w:r>
+              <w:rPr>
+                <w:rStyle w:val="VerbatimChar"/>
+              </w:rPr>
+              <w:t xml:space="preserve">artigo/modelos_artigo.py</w:t>
+            </w:r>
+            <w:r>
+              <w:t xml:space="preserve"> </w:t>
+            </w:r>
+            <w:r>
+              <w:t xml:space="preserve">(simulação e modelo de seleção), ambos verificam o hash do tratamento</w:t>
             </w:r>
           </w:p>
         </w:tc>
@@ -913,6 +928,18 @@
                 <w:rStyle w:val="VerbatimChar"/>
               </w:rPr>
               <w:t xml:space="preserve">Makefile</w:t>
+            </w:r>
+            <w:r>
+              <w:t xml:space="preserve">;</w:t>
+            </w:r>
+            <w:r>
+              <w:t xml:space="preserve"> </w:t>
+            </w:r>
+            <w:r>
+              <w:rPr>
+                <w:rStyle w:val="VerbatimChar"/>
+              </w:rPr>
+              <w:t xml:space="preserve">artigo/</w:t>
             </w:r>
           </w:p>
         </w:tc>
@@ -1336,19 +1363,19 @@
               <w:jc w:val="left"/>
             </w:pPr>
             <w:r>
-              <w:t xml:space="preserve">Universo completo de municípios ≥ 20 mil, mas desbalanço regional dos tratados (NE/N 15–20% contra S/SE 73–78%) pode refletir propensão a formalizar, não chegada da plataforma</w:t>
-            </w:r>
-          </w:p>
-        </w:tc>
-        <w:tc>
-          <w:tcPr/>
-          <w:p>
-            <w:pPr>
-              <w:pStyle w:val="Compact"/>
-              <w:jc w:val="left"/>
-            </w:pPr>
-            <w:r>
-              <w:t xml:space="preserve">Artigo Tabela 4, §4</w:t>
+              <w:t xml:space="preserve">Universo completo de municípios ≥ 20 mil, mas a seleção ao tratamento é fortemente regional: controlando porte e formalização prévia, NE e N têm chance 17 e 34 vezes menor de receber data (regressão logística, AUC 0,91). Proposta: efeitos fixos de região × mês e estimação restrita a S/SE, como exploratórias declaradas</w:t>
+            </w:r>
+          </w:p>
+        </w:tc>
+        <w:tc>
+          <w:tcPr/>
+          <w:p>
+            <w:pPr>
+              <w:pStyle w:val="Compact"/>
+              <w:jc w:val="left"/>
+            </w:pPr>
+            <w:r>
+              <w:t xml:space="preserve">Artigo §3.6, Tabela 7</w:t>
             </w:r>
           </w:p>
         </w:tc>
@@ -1854,19 +1881,19 @@
               <w:jc w:val="left"/>
             </w:pPr>
             <w:r>
-              <w:t xml:space="preserve">Regra: falso positivo em placebo pré-plataforma (2016) e atraso contra 65 datas externas (Wayback); auditoria cega de 75 municípios. DiD: pré-tendências, placebo V40–V49, teste de denominador endógeno</w:t>
-            </w:r>
-          </w:p>
-        </w:tc>
-        <w:tc>
-          <w:tcPr/>
-          <w:p>
-            <w:pPr>
-              <w:pStyle w:val="Compact"/>
-              <w:jc w:val="left"/>
-            </w:pPr>
-            <w:r>
-              <w:t xml:space="preserve">Artigo §2.3, §2.5; plano §6</w:t>
+              <w:t xml:space="preserve">Regra: falso positivo em placebo pré-plataforma (2016), atraso contra 65 datas externas (Wayback), simulação de Monte Carlo (falso positivo sob nulo Poisson e gama-Poisson; poder contra saltos de 2 a 20 vezes), auditoria cega de 75 municípios. Modelo de seleção: AUC em validação cruzada estratificada 5×10. DiD: pré-tendências, placebo V40–V49, teste de denominador endógeno</w:t>
+            </w:r>
+          </w:p>
+        </w:tc>
+        <w:tc>
+          <w:tcPr/>
+          <w:p>
+            <w:pPr>
+              <w:pStyle w:val="Compact"/>
+              <w:jc w:val="left"/>
+            </w:pPr>
+            <w:r>
+              <w:t xml:space="preserve">Artigo §2.3, §2.5, §2.6; plano §6</w:t>
             </w:r>
           </w:p>
         </w:tc>
@@ -2018,31 +2045,31 @@
               <w:jc w:val="left"/>
             </w:pPr>
             <w:r>
-              <w:t xml:space="preserve">◐</w:t>
-            </w:r>
-          </w:p>
-        </w:tc>
-        <w:tc>
-          <w:tcPr/>
-          <w:p>
-            <w:pPr>
-              <w:pStyle w:val="Compact"/>
-              <w:jc w:val="left"/>
-            </w:pPr>
-            <w:r>
-              <w:t xml:space="preserve">Regra comparada a alternativas da grade e à fonte anterior (codificação manual/Wayback, descartada); estimador principal comparado a TWFE implicitamente e a Sun &amp; Abraham (previsto)</w:t>
-            </w:r>
-          </w:p>
-        </w:tc>
-        <w:tc>
-          <w:tcPr/>
-          <w:p>
-            <w:pPr>
-              <w:pStyle w:val="Compact"/>
-              <w:jc w:val="left"/>
-            </w:pPr>
-            <w:r>
-              <w:t xml:space="preserve">D-039, D-040; plano §5</w:t>
+              <w:t xml:space="preserve">✓</w:t>
+            </w:r>
+          </w:p>
+        </w:tc>
+        <w:tc>
+          <w:tcPr/>
+          <w:p>
+            <w:pPr>
+              <w:pStyle w:val="Compact"/>
+              <w:jc w:val="left"/>
+            </w:pPr>
+            <w:r>
+              <w:t xml:space="preserve">Regra: comparada às 9 configurações da grade, à fonte anterior (Wayback, descartada) e a um nulo de Poisson simulado. Modelo de seleção: modelos aninhados M1 (só população) → M2 (+ região) → M3 (+ propensão prévia), com AUC 0,755 → 0,904 → 0,912. Estimador principal: Sun &amp; Abraham como robustez (previsto)</w:t>
+            </w:r>
+          </w:p>
+        </w:tc>
+        <w:tc>
+          <w:tcPr/>
+          <w:p>
+            <w:pPr>
+              <w:pStyle w:val="Compact"/>
+              <w:jc w:val="left"/>
+            </w:pPr>
+            <w:r>
+              <w:t xml:space="preserve">Artigo §3.5–3.6; D-039, D-040</w:t>
             </w:r>
           </w:p>
         </w:tc>
@@ -2752,7 +2779,7 @@
         <w:t xml:space="preserve"> </w:t>
       </w:r>
       <w:r>
-        <w:t xml:space="preserve">29 itens atendidos, 3 parciais (3g, 5f, 7b), nenhum não atendido. Os parciais dependem da estimação causal, que é a etapa seguinte ao pré-registro.</w:t>
+        <w:t xml:space="preserve">30 itens atendidos, 2 parciais (3g, 7b), nenhum não atendido. O item 3g é parcial por um achado do próprio estudo (seleção regional ao tratamento), com resposta proposta; o 7b depende da estimação causal, a etapa seguinte ao pré-registro.</w:t>
       </w:r>
     </w:p>
     <w:bookmarkEnd w:id="27"/>
